--- a/templates/F02.docx
+++ b/templates/F02.docx
@@ -104,7 +104,6 @@
           <w:lang w:val="en-ID"/>
         </w:rPr>
       </w:pPr>
-      <w:proofErr w:type="gramStart"/>
       <w:r>
         <w:rPr>
           <w:b/>
@@ -113,7 +112,6 @@
         </w:rPr>
         <w:t>No :</w:t>
       </w:r>
-      <w:proofErr w:type="gramEnd"/>
       <w:r>
         <w:rPr>
           <w:lang w:val="en-ID"/>
@@ -842,6 +840,11 @@
     <w:p/>
     <w:p/>
     <w:p>
+      <w:pPr>
+        <w:rPr>
+          <w:lang w:val="nl-NL"/>
+        </w:rPr>
+      </w:pPr>
       <w:r>
         <w:t>Erwin R. Wardhani</w:t>
       </w:r>
@@ -862,7 +865,12 @@
       </w:r>
       <w:r>
         <w:tab/>
-        <w:t>………………………….</w:t>
+      </w:r>
+      <w:r>
+        <w:rPr>
+          <w:lang w:val="nl-NL"/>
+        </w:rPr>
+        <w:t>{{namaPegawai}}</w:t>
       </w:r>
     </w:p>
     <w:p>
@@ -883,7 +891,12 @@
       </w:r>
       <w:r>
         <w:tab/>
-        <w:t>NIP</w:t>
+      </w:r>
+      <w:r>
+        <w:t xml:space="preserve">NIP </w:t>
+      </w:r>
+      <w:r>
+        <w:t>{{nipPegawai}}</w:t>
       </w:r>
     </w:p>
     <w:p>
@@ -912,93 +925,182 @@
     <w:p>
       <w:pPr>
         <w:ind w:left="2880"/>
+        <w:rPr>
+          <w:lang w:val="nl-NL"/>
+        </w:rPr>
       </w:pPr>
       <w:r>
+        <w:rPr>
+          <w:lang w:val="nl-NL"/>
+        </w:rPr>
         <w:t>Yang Menyetujui,</w:t>
       </w:r>
       <w:r>
-        <w:tab/>
-      </w:r>
-      <w:r>
-        <w:tab/>
-      </w:r>
-      <w:r>
-        <w:tab/>
-      </w:r>
-      <w:r>
-        <w:tab/>
-      </w:r>
-      <w:r>
-        <w:tab/>
-      </w:r>
-      <w:r>
+        <w:rPr>
+          <w:lang w:val="nl-NL"/>
+        </w:rPr>
+        <w:tab/>
+      </w:r>
+      <w:r>
+        <w:rPr>
+          <w:lang w:val="nl-NL"/>
+        </w:rPr>
+        <w:tab/>
+      </w:r>
+      <w:r>
+        <w:rPr>
+          <w:lang w:val="nl-NL"/>
+        </w:rPr>
+        <w:tab/>
+      </w:r>
+      <w:r>
+        <w:rPr>
+          <w:lang w:val="nl-NL"/>
+        </w:rPr>
+        <w:tab/>
+      </w:r>
+      <w:r>
+        <w:rPr>
+          <w:lang w:val="nl-NL"/>
+        </w:rPr>
+        <w:tab/>
+      </w:r>
+      <w:r>
+        <w:rPr>
+          <w:lang w:val="nl-NL"/>
+        </w:rPr>
         <w:tab/>
       </w:r>
     </w:p>
     <w:p>
       <w:pPr>
         <w:ind w:left="2880"/>
+        <w:rPr>
+          <w:lang w:val="nl-NL"/>
+        </w:rPr>
       </w:pPr>
       <w:r>
+        <w:rPr>
+          <w:lang w:val="nl-NL"/>
+        </w:rPr>
         <w:t>Kabag Umum/PPK</w:t>
       </w:r>
       <w:r>
-        <w:tab/>
-      </w:r>
-      <w:r>
-        <w:tab/>
-      </w:r>
-      <w:r>
-        <w:tab/>
-      </w:r>
-      <w:r>
-        <w:tab/>
-      </w:r>
-      <w:r>
-        <w:tab/>
-      </w:r>
-      <w:r>
+        <w:rPr>
+          <w:lang w:val="nl-NL"/>
+        </w:rPr>
+        <w:tab/>
+      </w:r>
+      <w:r>
+        <w:rPr>
+          <w:lang w:val="nl-NL"/>
+        </w:rPr>
+        <w:tab/>
+      </w:r>
+      <w:r>
+        <w:rPr>
+          <w:lang w:val="nl-NL"/>
+        </w:rPr>
+        <w:tab/>
+      </w:r>
+      <w:r>
+        <w:rPr>
+          <w:lang w:val="nl-NL"/>
+        </w:rPr>
+        <w:tab/>
+      </w:r>
+      <w:r>
+        <w:rPr>
+          <w:lang w:val="nl-NL"/>
+        </w:rPr>
+        <w:tab/>
+      </w:r>
+      <w:r>
+        <w:rPr>
+          <w:lang w:val="nl-NL"/>
+        </w:rPr>
         <w:tab/>
       </w:r>
     </w:p>
     <w:p>
       <w:pPr>
         <w:ind w:left="2880"/>
+        <w:rPr>
+          <w:lang w:val="nl-NL"/>
+        </w:rPr>
       </w:pPr>
     </w:p>
     <w:p>
       <w:pPr>
         <w:ind w:left="2880"/>
+        <w:rPr>
+          <w:lang w:val="nl-NL"/>
+        </w:rPr>
       </w:pPr>
     </w:p>
     <w:p>
       <w:pPr>
         <w:ind w:left="2880"/>
+        <w:rPr>
+          <w:lang w:val="nl-NL"/>
+        </w:rPr>
       </w:pPr>
     </w:p>
     <w:p>
       <w:pPr>
         <w:ind w:left="2880"/>
+        <w:rPr>
+          <w:lang w:val="en-ID"/>
+        </w:rPr>
       </w:pPr>
-      <w:r>
-        <w:t>Rohimat, ST., MA</w:t>
-      </w:r>
-      <w:r>
-        <w:tab/>
-      </w:r>
-      <w:r>
-        <w:tab/>
-      </w:r>
-      <w:r>
-        <w:tab/>
-      </w:r>
-      <w:r>
-        <w:tab/>
-      </w:r>
-      <w:r>
-        <w:tab/>
-      </w:r>
-      <w:r>
+      <w:proofErr w:type="spellStart"/>
+      <w:r>
+        <w:rPr>
+          <w:lang w:val="en-ID"/>
+        </w:rPr>
+        <w:t>Rohimat</w:t>
+      </w:r>
+      <w:proofErr w:type="spellEnd"/>
+      <w:r>
+        <w:rPr>
+          <w:lang w:val="en-ID"/>
+        </w:rPr>
+        <w:t>, ST., MA</w:t>
+      </w:r>
+      <w:r>
+        <w:rPr>
+          <w:lang w:val="en-ID"/>
+        </w:rPr>
+        <w:tab/>
+      </w:r>
+      <w:r>
+        <w:rPr>
+          <w:lang w:val="en-ID"/>
+        </w:rPr>
+        <w:tab/>
+      </w:r>
+      <w:r>
+        <w:rPr>
+          <w:lang w:val="en-ID"/>
+        </w:rPr>
+        <w:tab/>
+      </w:r>
+      <w:r>
+        <w:rPr>
+          <w:lang w:val="en-ID"/>
+        </w:rPr>
+        <w:tab/>
+      </w:r>
+      <w:r>
+        <w:rPr>
+          <w:lang w:val="en-ID"/>
+        </w:rPr>
+        <w:tab/>
+      </w:r>
+      <w:r>
+        <w:rPr>
+          <w:lang w:val="en-ID"/>
+        </w:rPr>
         <w:tab/>
       </w:r>
     </w:p>
